--- a/CREATE OR REPLACE TRIGGER tri.docx
+++ b/CREATE OR REPLACE TRIGGER tri.docx
@@ -776,6 +776,396 @@
                     <a:xfrm>
                       <a:off x="0" y="0"/>
                       <a:ext cx="2838846" cy="209579"/>
+                    </a:xfrm>
+                    <a:prstGeom prst="rect">
+                      <a:avLst/>
+                    </a:prstGeom>
+                  </pic:spPr>
+                </pic:pic>
+              </a:graphicData>
+            </a:graphic>
+          </wp:inline>
+        </w:drawing>
+      </w:r>
+    </w:p>
+    <w:p/>
+    <w:p>
+      <w:r>
+        <w:t xml:space="preserve">set </w:t>
+      </w:r>
+      <w:proofErr w:type="spellStart"/>
+      <w:r>
+        <w:t>serveroutput</w:t>
+      </w:r>
+      <w:proofErr w:type="spellEnd"/>
+      <w:r>
+        <w:t xml:space="preserve"> on</w:t>
+      </w:r>
+    </w:p>
+    <w:p>
+      <w:r>
+        <w:t xml:space="preserve">show </w:t>
+      </w:r>
+      <w:proofErr w:type="spellStart"/>
+      <w:r>
+        <w:t>serveroutput</w:t>
+      </w:r>
+      <w:proofErr w:type="spellEnd"/>
+    </w:p>
+    <w:p>
+      <w:r>
+        <w:rPr>
+          <w:noProof/>
+        </w:rPr>
+        <w:drawing>
+          <wp:inline distT="0" distB="0" distL="0" distR="0" wp14:anchorId="37CFE8E7" wp14:editId="330599AB">
+            <wp:extent cx="1419423" cy="381053"/>
+            <wp:effectExtent l="0" t="0" r="9525" b="0"/>
+            <wp:docPr id="8" name="Picture 8"/>
+            <wp:cNvGraphicFramePr>
+              <a:graphicFrameLocks xmlns:a="http://schemas.openxmlformats.org/drawingml/2006/main" noChangeAspect="1"/>
+            </wp:cNvGraphicFramePr>
+            <a:graphic xmlns:a="http://schemas.openxmlformats.org/drawingml/2006/main">
+              <a:graphicData uri="http://schemas.openxmlformats.org/drawingml/2006/picture">
+                <pic:pic xmlns:pic="http://schemas.openxmlformats.org/drawingml/2006/picture">
+                  <pic:nvPicPr>
+                    <pic:cNvPr id="8" name="Picture 8"/>
+                    <pic:cNvPicPr/>
+                  </pic:nvPicPr>
+                  <pic:blipFill>
+                    <a:blip r:embed="rId10">
+                      <a:extLst>
+                        <a:ext uri="{28A0092B-C50C-407E-A947-70E740481C1C}">
+                          <a14:useLocalDpi xmlns:a14="http://schemas.microsoft.com/office/drawing/2010/main" val="0"/>
+                        </a:ext>
+                      </a:extLst>
+                    </a:blip>
+                    <a:stretch>
+                      <a:fillRect/>
+                    </a:stretch>
+                  </pic:blipFill>
+                  <pic:spPr>
+                    <a:xfrm>
+                      <a:off x="0" y="0"/>
+                      <a:ext cx="1419423" cy="381053"/>
+                    </a:xfrm>
+                    <a:prstGeom prst="rect">
+                      <a:avLst/>
+                    </a:prstGeom>
+                  </pic:spPr>
+                </pic:pic>
+              </a:graphicData>
+            </a:graphic>
+          </wp:inline>
+        </w:drawing>
+      </w:r>
+    </w:p>
+    <w:p>
+      <w:r>
+        <w:t>SET SERVEROUTPUT ON;</w:t>
+      </w:r>
+    </w:p>
+    <w:p/>
+    <w:p>
+      <w:r>
+        <w:t>-- Step 1: Create table first</w:t>
+      </w:r>
+    </w:p>
+    <w:p>
+      <w:r>
+        <w:t>CREATE TABLE customers_seca_s2 (</w:t>
+      </w:r>
+    </w:p>
+    <w:p>
+      <w:r>
+        <w:t xml:space="preserve">   </w:t>
+      </w:r>
+      <w:proofErr w:type="spellStart"/>
+      <w:r>
+        <w:t>cust_id</w:t>
+      </w:r>
+      <w:proofErr w:type="spellEnd"/>
+      <w:r>
+        <w:t xml:space="preserve"> NUMBER,</w:t>
+      </w:r>
+    </w:p>
+    <w:p>
+      <w:r>
+        <w:t xml:space="preserve">   </w:t>
+      </w:r>
+      <w:proofErr w:type="spellStart"/>
+      <w:r>
+        <w:t>cust_name</w:t>
+      </w:r>
+      <w:proofErr w:type="spellEnd"/>
+      <w:r>
+        <w:t xml:space="preserve"> VARCHAR2(50)</w:t>
+      </w:r>
+    </w:p>
+    <w:p>
+      <w:r>
+        <w:t>);</w:t>
+      </w:r>
+    </w:p>
+    <w:p/>
+    <w:p>
+      <w:r>
+        <w:t>-- Step 2: Insert data</w:t>
+      </w:r>
+    </w:p>
+    <w:p>
+      <w:r>
+        <w:lastRenderedPageBreak/>
+        <w:t>INSERT INTO customers_seca_s2 VALUES (1, 'A');</w:t>
+      </w:r>
+    </w:p>
+    <w:p>
+      <w:r>
+        <w:t>INSERT INTO customers_seca_s2 VALUES (2, 'B');</w:t>
+      </w:r>
+    </w:p>
+    <w:p>
+      <w:r>
+        <w:t>COMMIT;</w:t>
+      </w:r>
+    </w:p>
+    <w:p/>
+    <w:p>
+      <w:r>
+        <w:t>-- Step 3: Create function</w:t>
+      </w:r>
+    </w:p>
+    <w:p>
+      <w:r>
+        <w:t xml:space="preserve">CREATE OR REPLACE FUNCTION </w:t>
+      </w:r>
+      <w:proofErr w:type="spellStart"/>
+      <w:r>
+        <w:t>total_customers</w:t>
+      </w:r>
+      <w:proofErr w:type="spellEnd"/>
+    </w:p>
+    <w:p>
+      <w:r>
+        <w:t>RETURN NUMBER IS</w:t>
+      </w:r>
+    </w:p>
+    <w:p>
+      <w:r>
+        <w:t xml:space="preserve">   total </w:t>
+      </w:r>
+      <w:proofErr w:type="gramStart"/>
+      <w:r>
+        <w:t>NUMBER :</w:t>
+      </w:r>
+      <w:proofErr w:type="gramEnd"/>
+      <w:r>
+        <w:t>= 0;</w:t>
+      </w:r>
+    </w:p>
+    <w:p>
+      <w:r>
+        <w:t>BEGIN</w:t>
+      </w:r>
+    </w:p>
+    <w:p>
+      <w:r>
+        <w:t xml:space="preserve">   SELECT </w:t>
+      </w:r>
+      <w:proofErr w:type="gramStart"/>
+      <w:r>
+        <w:t>COUNT(</w:t>
+      </w:r>
+      <w:proofErr w:type="gramEnd"/>
+      <w:r>
+        <w:t>*) INTO total FROM customers_seca_s2;</w:t>
+      </w:r>
+    </w:p>
+    <w:p>
+      <w:r>
+        <w:t xml:space="preserve">   RETURN total;</w:t>
+      </w:r>
+    </w:p>
+    <w:p>
+      <w:r>
+        <w:t>END;</w:t>
+      </w:r>
+    </w:p>
+    <w:p>
+      <w:r>
+        <w:t>/</w:t>
+      </w:r>
+    </w:p>
+    <w:p/>
+    <w:p>
+      <w:r>
+        <w:t>-- Step 4: Call the function</w:t>
+      </w:r>
+    </w:p>
+    <w:p>
+      <w:r>
+        <w:t>DECLARE</w:t>
+      </w:r>
+    </w:p>
+    <w:p>
+      <w:r>
+        <w:t xml:space="preserve">   </w:t>
+      </w:r>
+      <w:proofErr w:type="spellStart"/>
+      <w:r>
+        <w:t>num</w:t>
+      </w:r>
+      <w:proofErr w:type="spellEnd"/>
+      <w:r>
+        <w:t xml:space="preserve"> NUMBER;</w:t>
+      </w:r>
+    </w:p>
+    <w:p>
+      <w:r>
+        <w:t>BEGIN</w:t>
+      </w:r>
+    </w:p>
+    <w:p>
+      <w:r>
+        <w:t xml:space="preserve">   </w:t>
+      </w:r>
+      <w:proofErr w:type="spellStart"/>
+      <w:proofErr w:type="gramStart"/>
+      <w:r>
+        <w:t>num</w:t>
+      </w:r>
+      <w:proofErr w:type="spellEnd"/>
+      <w:r>
+        <w:t xml:space="preserve"> :</w:t>
+      </w:r>
+      <w:proofErr w:type="gramEnd"/>
+      <w:r>
+        <w:t xml:space="preserve">= </w:t>
+      </w:r>
+      <w:proofErr w:type="spellStart"/>
+      <w:r>
+        <w:t>total_customers</w:t>
+      </w:r>
+      <w:proofErr w:type="spellEnd"/>
+      <w:r>
+        <w:t>;</w:t>
+      </w:r>
+    </w:p>
+    <w:p>
+      <w:r>
+        <w:t xml:space="preserve">   DBMS_OUTPUT.PUT_</w:t>
+      </w:r>
+      <w:proofErr w:type="gramStart"/>
+      <w:r>
+        <w:t>LINE(</w:t>
+      </w:r>
+      <w:proofErr w:type="gramEnd"/>
+      <w:r>
+        <w:t xml:space="preserve">'Total number of customers = ' || </w:t>
+      </w:r>
+      <w:proofErr w:type="spellStart"/>
+      <w:r>
+        <w:t>num</w:t>
+      </w:r>
+      <w:proofErr w:type="spellEnd"/>
+      <w:r>
+        <w:t>);</w:t>
+      </w:r>
+    </w:p>
+    <w:p>
+      <w:r>
+        <w:t>END;</w:t>
+      </w:r>
+    </w:p>
+    <w:p>
+      <w:r>
+        <w:t>/</w:t>
+      </w:r>
+    </w:p>
+    <w:p>
+      <w:r>
+        <w:rPr>
+          <w:noProof/>
+        </w:rPr>
+        <w:drawing>
+          <wp:inline distT="0" distB="0" distL="0" distR="0" wp14:anchorId="5C682CC7" wp14:editId="24FB9F09">
+            <wp:extent cx="2210108" cy="1038370"/>
+            <wp:effectExtent l="0" t="0" r="0" b="9525"/>
+            <wp:docPr id="9" name="Picture 9"/>
+            <wp:cNvGraphicFramePr>
+              <a:graphicFrameLocks xmlns:a="http://schemas.openxmlformats.org/drawingml/2006/main" noChangeAspect="1"/>
+            </wp:cNvGraphicFramePr>
+            <a:graphic xmlns:a="http://schemas.openxmlformats.org/drawingml/2006/main">
+              <a:graphicData uri="http://schemas.openxmlformats.org/drawingml/2006/picture">
+                <pic:pic xmlns:pic="http://schemas.openxmlformats.org/drawingml/2006/picture">
+                  <pic:nvPicPr>
+                    <pic:cNvPr id="9" name="Picture 9"/>
+                    <pic:cNvPicPr/>
+                  </pic:nvPicPr>
+                  <pic:blipFill>
+                    <a:blip r:embed="rId11">
+                      <a:extLst>
+                        <a:ext uri="{28A0092B-C50C-407E-A947-70E740481C1C}">
+                          <a14:useLocalDpi xmlns:a14="http://schemas.microsoft.com/office/drawing/2010/main" val="0"/>
+                        </a:ext>
+                      </a:extLst>
+                    </a:blip>
+                    <a:stretch>
+                      <a:fillRect/>
+                    </a:stretch>
+                  </pic:blipFill>
+                  <pic:spPr>
+                    <a:xfrm>
+                      <a:off x="0" y="0"/>
+                      <a:ext cx="2210108" cy="1038370"/>
+                    </a:xfrm>
+                    <a:prstGeom prst="rect">
+                      <a:avLst/>
+                    </a:prstGeom>
+                  </pic:spPr>
+                </pic:pic>
+              </a:graphicData>
+            </a:graphic>
+          </wp:inline>
+        </w:drawing>
+      </w:r>
+    </w:p>
+    <w:p>
+      <w:r>
+        <w:rPr>
+          <w:noProof/>
+        </w:rPr>
+        <w:drawing>
+          <wp:inline distT="0" distB="0" distL="0" distR="0" wp14:anchorId="2E451CC1" wp14:editId="557848DF">
+            <wp:extent cx="3134162" cy="1209844"/>
+            <wp:effectExtent l="0" t="0" r="0" b="9525"/>
+            <wp:docPr id="10" name="Picture 10"/>
+            <wp:cNvGraphicFramePr>
+              <a:graphicFrameLocks xmlns:a="http://schemas.openxmlformats.org/drawingml/2006/main" noChangeAspect="1"/>
+            </wp:cNvGraphicFramePr>
+            <a:graphic xmlns:a="http://schemas.openxmlformats.org/drawingml/2006/main">
+              <a:graphicData uri="http://schemas.openxmlformats.org/drawingml/2006/picture">
+                <pic:pic xmlns:pic="http://schemas.openxmlformats.org/drawingml/2006/picture">
+                  <pic:nvPicPr>
+                    <pic:cNvPr id="10" name="Picture 10"/>
+                    <pic:cNvPicPr/>
+                  </pic:nvPicPr>
+                  <pic:blipFill>
+                    <a:blip r:embed="rId12">
+                      <a:extLst>
+                        <a:ext uri="{28A0092B-C50C-407E-A947-70E740481C1C}">
+                          <a14:useLocalDpi xmlns:a14="http://schemas.microsoft.com/office/drawing/2010/main" val="0"/>
+                        </a:ext>
+                      </a:extLst>
+                    </a:blip>
+                    <a:stretch>
+                      <a:fillRect/>
+                    </a:stretch>
+                  </pic:blipFill>
+                  <pic:spPr>
+                    <a:xfrm>
+                      <a:off x="0" y="0"/>
+                      <a:ext cx="3134162" cy="1209844"/>
                     </a:xfrm>
                     <a:prstGeom prst="rect">
                       <a:avLst/>
